--- a/docs/Statistics_Notes.docx
+++ b/docs/Statistics_Notes.docx
@@ -15,6 +15,917 @@
         <w:t>Compiled by D.Gueorgiev, 4/26/2026</w:t>
       </w:r>
     </w:p>
+    <w:p/>
+    <w:p>
+      <w:r>
+        <w:rPr>
+          <w:b/>
+          <w:bCs/>
+        </w:rPr>
+        <w:t>Definition</w:t>
+      </w:r>
+      <w:r>
+        <w:t xml:space="preserve"> </w:t>
+      </w:r>
+      <w:r>
+        <w:rPr>
+          <w:i/>
+          <w:iCs/>
+        </w:rPr>
+        <w:t>Coefficient of determination</w:t>
+      </w:r>
+    </w:p>
+    <w:p>
+      <w:pPr>
+        <w:rPr>
+          <w:rFonts w:eastAsiaTheme="minorEastAsia"/>
+        </w:rPr>
+      </w:pPr>
+      <m:oMath>
+        <m:sSup>
+          <m:sSupPr>
+            <m:ctrlPr>
+              <w:rPr>
+                <w:rFonts w:ascii="Cambria Math" w:hAnsi="Cambria Math"/>
+                <w:i/>
+              </w:rPr>
+            </m:ctrlPr>
+          </m:sSupPr>
+          <m:e>
+            <m:r>
+              <w:rPr>
+                <w:rFonts w:ascii="Cambria Math" w:hAnsi="Cambria Math"/>
+              </w:rPr>
+              <m:t>R</m:t>
+            </m:r>
+          </m:e>
+          <m:sup>
+            <m:r>
+              <w:rPr>
+                <w:rFonts w:ascii="Cambria Math" w:hAnsi="Cambria Math"/>
+              </w:rPr>
+              <m:t>2</m:t>
+            </m:r>
+          </m:sup>
+        </m:sSup>
+      </m:oMath>
+      <w:r>
+        <w:rPr>
+          <w:rFonts w:eastAsiaTheme="minorEastAsia"/>
+        </w:rPr>
+        <w:t xml:space="preserve"> measures what fraction of the variance in the target variable is explained by the model:</w:t>
+      </w:r>
+    </w:p>
+    <w:p>
+      <w:pPr>
+        <w:rPr>
+          <w:rFonts w:eastAsiaTheme="minorEastAsia"/>
+        </w:rPr>
+      </w:pPr>
+    </w:p>
+    <w:p>
+      <w:pPr>
+        <w:rPr>
+          <w:rFonts w:eastAsiaTheme="minorEastAsia"/>
+        </w:rPr>
+      </w:pPr>
+      <m:oMath>
+        <m:sSup>
+          <m:sSupPr>
+            <m:ctrlPr>
+              <w:rPr>
+                <w:rFonts w:ascii="Cambria Math" w:eastAsiaTheme="minorEastAsia" w:hAnsi="Cambria Math"/>
+                <w:i/>
+              </w:rPr>
+            </m:ctrlPr>
+          </m:sSupPr>
+          <m:e>
+            <m:r>
+              <w:rPr>
+                <w:rFonts w:ascii="Cambria Math" w:eastAsiaTheme="minorEastAsia" w:hAnsi="Cambria Math"/>
+              </w:rPr>
+              <m:t>R</m:t>
+            </m:r>
+          </m:e>
+          <m:sup>
+            <m:r>
+              <w:rPr>
+                <w:rFonts w:ascii="Cambria Math" w:eastAsiaTheme="minorEastAsia" w:hAnsi="Cambria Math"/>
+              </w:rPr>
+              <m:t>2</m:t>
+            </m:r>
+          </m:sup>
+        </m:sSup>
+        <m:r>
+          <w:rPr>
+            <w:rFonts w:ascii="Cambria Math" w:eastAsiaTheme="minorEastAsia" w:hAnsi="Cambria Math"/>
+          </w:rPr>
+          <m:t>=1-</m:t>
+        </m:r>
+        <m:f>
+          <m:fPr>
+            <m:ctrlPr>
+              <w:rPr>
+                <w:rFonts w:ascii="Cambria Math" w:eastAsiaTheme="minorEastAsia" w:hAnsi="Cambria Math"/>
+                <w:i/>
+              </w:rPr>
+            </m:ctrlPr>
+          </m:fPr>
+          <m:num>
+            <m:r>
+              <w:rPr>
+                <w:rFonts w:ascii="Cambria Math" w:eastAsiaTheme="minorEastAsia" w:hAnsi="Cambria Math"/>
+              </w:rPr>
+              <m:t>RSS</m:t>
+            </m:r>
+          </m:num>
+          <m:den>
+            <m:r>
+              <w:rPr>
+                <w:rFonts w:ascii="Cambria Math" w:eastAsiaTheme="minorEastAsia" w:hAnsi="Cambria Math"/>
+              </w:rPr>
+              <m:t>TSS</m:t>
+            </m:r>
+          </m:den>
+        </m:f>
+      </m:oMath>
+      <w:r>
+        <w:rPr>
+          <w:rFonts w:eastAsiaTheme="minorEastAsia"/>
+        </w:rPr>
+        <w:t xml:space="preserve"> </w:t>
+      </w:r>
+    </w:p>
+    <w:p>
+      <w:pPr>
+        <w:rPr>
+          <w:rFonts w:eastAsiaTheme="minorEastAsia"/>
+        </w:rPr>
+      </w:pPr>
+    </w:p>
+    <w:p>
+      <w:pPr>
+        <w:rPr>
+          <w:rFonts w:eastAsiaTheme="minorEastAsia"/>
+        </w:rPr>
+      </w:pPr>
+      <w:r>
+        <w:rPr>
+          <w:rFonts w:eastAsiaTheme="minorEastAsia"/>
+        </w:rPr>
+        <w:t>where:</w:t>
+      </w:r>
+    </w:p>
+    <w:p>
+      <w:pPr>
+        <w:rPr>
+          <w:rFonts w:eastAsiaTheme="minorEastAsia"/>
+        </w:rPr>
+      </w:pPr>
+    </w:p>
+    <w:p>
+      <w:pPr>
+        <w:rPr>
+          <w:rFonts w:eastAsiaTheme="minorEastAsia"/>
+        </w:rPr>
+      </w:pPr>
+      <m:oMath>
+        <m:r>
+          <w:rPr>
+            <w:rFonts w:ascii="Cambria Math" w:eastAsiaTheme="minorEastAsia" w:hAnsi="Cambria Math"/>
+          </w:rPr>
+          <m:t xml:space="preserve">RSS = </m:t>
+        </m:r>
+        <m:nary>
+          <m:naryPr>
+            <m:chr m:val="∑"/>
+            <m:limLoc m:val="undOvr"/>
+            <m:supHide m:val="1"/>
+            <m:ctrlPr>
+              <w:rPr>
+                <w:rFonts w:ascii="Cambria Math" w:eastAsiaTheme="minorEastAsia" w:hAnsi="Cambria Math"/>
+                <w:i/>
+              </w:rPr>
+            </m:ctrlPr>
+          </m:naryPr>
+          <m:sub>
+            <m:r>
+              <w:rPr>
+                <w:rFonts w:ascii="Cambria Math" w:eastAsiaTheme="minorEastAsia" w:hAnsi="Cambria Math"/>
+              </w:rPr>
+              <m:t>t</m:t>
+            </m:r>
+          </m:sub>
+          <m:sup/>
+          <m:e>
+            <m:sSup>
+              <m:sSupPr>
+                <m:ctrlPr>
+                  <w:rPr>
+                    <w:rFonts w:ascii="Cambria Math" w:eastAsiaTheme="minorEastAsia" w:hAnsi="Cambria Math"/>
+                    <w:i/>
+                  </w:rPr>
+                </m:ctrlPr>
+              </m:sSupPr>
+              <m:e>
+                <m:d>
+                  <m:dPr>
+                    <m:begChr m:val="‖"/>
+                    <m:endChr m:val="‖"/>
+                    <m:ctrlPr>
+                      <w:rPr>
+                        <w:rFonts w:ascii="Cambria Math" w:eastAsiaTheme="minorEastAsia" w:hAnsi="Cambria Math"/>
+                        <w:i/>
+                      </w:rPr>
+                    </m:ctrlPr>
+                  </m:dPr>
+                  <m:e>
+                    <m:r>
+                      <w:rPr>
+                        <w:rFonts w:ascii="Cambria Math" w:eastAsiaTheme="minorEastAsia" w:hAnsi="Cambria Math"/>
+                      </w:rPr>
+                      <m:t>∆</m:t>
+                    </m:r>
+                    <m:sSub>
+                      <m:sSubPr>
+                        <m:ctrlPr>
+                          <w:rPr>
+                            <w:rFonts w:ascii="Cambria Math" w:eastAsiaTheme="minorEastAsia" w:hAnsi="Cambria Math"/>
+                            <w:i/>
+                          </w:rPr>
+                        </m:ctrlPr>
+                      </m:sSubPr>
+                      <m:e>
+                        <m:r>
+                          <w:rPr>
+                            <w:rFonts w:ascii="Cambria Math" w:eastAsiaTheme="minorEastAsia" w:hAnsi="Cambria Math"/>
+                          </w:rPr>
+                          <m:t>x</m:t>
+                        </m:r>
+                      </m:e>
+                      <m:sub>
+                        <m:r>
+                          <w:rPr>
+                            <w:rFonts w:ascii="Cambria Math" w:eastAsiaTheme="minorEastAsia" w:hAnsi="Cambria Math"/>
+                          </w:rPr>
+                          <m:t>t</m:t>
+                        </m:r>
+                      </m:sub>
+                    </m:sSub>
+                    <m:r>
+                      <w:rPr>
+                        <w:rFonts w:ascii="Cambria Math" w:eastAsiaTheme="minorEastAsia" w:hAnsi="Cambria Math"/>
+                      </w:rPr>
+                      <m:t>-</m:t>
+                    </m:r>
+                    <m:r>
+                      <w:rPr>
+                        <w:rFonts w:ascii="Cambria Math" w:eastAsiaTheme="minorEastAsia" w:hAnsi="Cambria Math"/>
+                      </w:rPr>
+                      <m:t>∆</m:t>
+                    </m:r>
+                    <m:sSub>
+                      <m:sSubPr>
+                        <m:ctrlPr>
+                          <w:rPr>
+                            <w:rFonts w:ascii="Cambria Math" w:eastAsiaTheme="minorEastAsia" w:hAnsi="Cambria Math"/>
+                            <w:i/>
+                          </w:rPr>
+                        </m:ctrlPr>
+                      </m:sSubPr>
+                      <m:e>
+                        <m:acc>
+                          <m:accPr>
+                            <m:ctrlPr>
+                              <w:rPr>
+                                <w:rFonts w:ascii="Cambria Math" w:eastAsiaTheme="minorEastAsia" w:hAnsi="Cambria Math"/>
+                                <w:i/>
+                              </w:rPr>
+                            </m:ctrlPr>
+                          </m:accPr>
+                          <m:e>
+                            <m:r>
+                              <w:rPr>
+                                <w:rFonts w:ascii="Cambria Math" w:eastAsiaTheme="minorEastAsia" w:hAnsi="Cambria Math"/>
+                              </w:rPr>
+                              <m:t>x</m:t>
+                            </m:r>
+                          </m:e>
+                        </m:acc>
+                      </m:e>
+                      <m:sub>
+                        <m:r>
+                          <w:rPr>
+                            <w:rFonts w:ascii="Cambria Math" w:eastAsiaTheme="minorEastAsia" w:hAnsi="Cambria Math"/>
+                          </w:rPr>
+                          <m:t>t</m:t>
+                        </m:r>
+                      </m:sub>
+                    </m:sSub>
+                  </m:e>
+                </m:d>
+              </m:e>
+              <m:sup>
+                <m:r>
+                  <w:rPr>
+                    <w:rFonts w:ascii="Cambria Math" w:eastAsiaTheme="minorEastAsia" w:hAnsi="Cambria Math"/>
+                  </w:rPr>
+                  <m:t>2</m:t>
+                </m:r>
+              </m:sup>
+            </m:sSup>
+          </m:e>
+        </m:nary>
+      </m:oMath>
+      <w:r>
+        <w:rPr>
+          <w:rFonts w:eastAsiaTheme="minorEastAsia"/>
+        </w:rPr>
+        <w:t xml:space="preserve"> – residual sum of squares , represents the model error</w:t>
+      </w:r>
+    </w:p>
+    <w:p>
+      <w:pPr>
+        <w:rPr>
+          <w:rFonts w:eastAsiaTheme="minorEastAsia"/>
+        </w:rPr>
+      </w:pPr>
+      <m:oMath>
+        <m:r>
+          <w:rPr>
+            <w:rFonts w:ascii="Cambria Math" w:eastAsiaTheme="minorEastAsia" w:hAnsi="Cambria Math"/>
+          </w:rPr>
+          <m:t>TSS =</m:t>
+        </m:r>
+        <m:nary>
+          <m:naryPr>
+            <m:chr m:val="∑"/>
+            <m:limLoc m:val="undOvr"/>
+            <m:supHide m:val="1"/>
+            <m:ctrlPr>
+              <w:rPr>
+                <w:rFonts w:ascii="Cambria Math" w:eastAsiaTheme="minorEastAsia" w:hAnsi="Cambria Math"/>
+                <w:i/>
+              </w:rPr>
+            </m:ctrlPr>
+          </m:naryPr>
+          <m:sub>
+            <m:r>
+              <w:rPr>
+                <w:rFonts w:ascii="Cambria Math" w:eastAsiaTheme="minorEastAsia" w:hAnsi="Cambria Math"/>
+              </w:rPr>
+              <m:t>t</m:t>
+            </m:r>
+          </m:sub>
+          <m:sup/>
+          <m:e>
+            <m:sSup>
+              <m:sSupPr>
+                <m:ctrlPr>
+                  <w:rPr>
+                    <w:rFonts w:ascii="Cambria Math" w:eastAsiaTheme="minorEastAsia" w:hAnsi="Cambria Math"/>
+                    <w:i/>
+                  </w:rPr>
+                </m:ctrlPr>
+              </m:sSupPr>
+              <m:e>
+                <m:d>
+                  <m:dPr>
+                    <m:begChr m:val="‖"/>
+                    <m:endChr m:val="‖"/>
+                    <m:ctrlPr>
+                      <w:rPr>
+                        <w:rFonts w:ascii="Cambria Math" w:eastAsiaTheme="minorEastAsia" w:hAnsi="Cambria Math"/>
+                        <w:i/>
+                      </w:rPr>
+                    </m:ctrlPr>
+                  </m:dPr>
+                  <m:e>
+                    <m:r>
+                      <w:rPr>
+                        <w:rFonts w:ascii="Cambria Math" w:eastAsiaTheme="minorEastAsia" w:hAnsi="Cambria Math"/>
+                      </w:rPr>
+                      <m:t>∆</m:t>
+                    </m:r>
+                    <m:sSub>
+                      <m:sSubPr>
+                        <m:ctrlPr>
+                          <w:rPr>
+                            <w:rFonts w:ascii="Cambria Math" w:eastAsiaTheme="minorEastAsia" w:hAnsi="Cambria Math"/>
+                            <w:i/>
+                          </w:rPr>
+                        </m:ctrlPr>
+                      </m:sSubPr>
+                      <m:e>
+                        <m:r>
+                          <w:rPr>
+                            <w:rFonts w:ascii="Cambria Math" w:eastAsiaTheme="minorEastAsia" w:hAnsi="Cambria Math"/>
+                          </w:rPr>
+                          <m:t>x</m:t>
+                        </m:r>
+                      </m:e>
+                      <m:sub>
+                        <m:r>
+                          <w:rPr>
+                            <w:rFonts w:ascii="Cambria Math" w:eastAsiaTheme="minorEastAsia" w:hAnsi="Cambria Math"/>
+                          </w:rPr>
+                          <m:t>t</m:t>
+                        </m:r>
+                      </m:sub>
+                    </m:sSub>
+                    <m:r>
+                      <w:rPr>
+                        <w:rFonts w:ascii="Cambria Math" w:eastAsiaTheme="minorEastAsia" w:hAnsi="Cambria Math"/>
+                      </w:rPr>
+                      <m:t>-</m:t>
+                    </m:r>
+                    <m:r>
+                      <w:rPr>
+                        <w:rFonts w:ascii="Cambria Math" w:eastAsiaTheme="minorEastAsia" w:hAnsi="Cambria Math"/>
+                      </w:rPr>
+                      <m:t>∆</m:t>
+                    </m:r>
+                    <m:acc>
+                      <m:accPr>
+                        <m:chr m:val="̅"/>
+                        <m:ctrlPr>
+                          <w:rPr>
+                            <w:rFonts w:ascii="Cambria Math" w:eastAsiaTheme="minorEastAsia" w:hAnsi="Cambria Math"/>
+                            <w:i/>
+                          </w:rPr>
+                        </m:ctrlPr>
+                      </m:accPr>
+                      <m:e>
+                        <m:r>
+                          <w:rPr>
+                            <w:rFonts w:ascii="Cambria Math" w:eastAsiaTheme="minorEastAsia" w:hAnsi="Cambria Math"/>
+                          </w:rPr>
+                          <m:t>x</m:t>
+                        </m:r>
+                      </m:e>
+                    </m:acc>
+                  </m:e>
+                </m:d>
+              </m:e>
+              <m:sup>
+                <m:r>
+                  <w:rPr>
+                    <w:rFonts w:ascii="Cambria Math" w:eastAsiaTheme="minorEastAsia" w:hAnsi="Cambria Math"/>
+                  </w:rPr>
+                  <m:t>2</m:t>
+                </m:r>
+              </m:sup>
+            </m:sSup>
+          </m:e>
+        </m:nary>
+      </m:oMath>
+      <w:r>
+        <w:rPr>
+          <w:rFonts w:eastAsiaTheme="minorEastAsia"/>
+        </w:rPr>
+        <w:t xml:space="preserve"> – total sum of squares, represents the total variance</w:t>
+      </w:r>
+    </w:p>
+    <w:p>
+      <w:pPr>
+        <w:rPr>
+          <w:rFonts w:eastAsiaTheme="minorEastAsia"/>
+        </w:rPr>
+      </w:pPr>
+    </w:p>
+    <w:p>
+      <w:pPr>
+        <w:rPr>
+          <w:rFonts w:eastAsiaTheme="minorEastAsia"/>
+        </w:rPr>
+      </w:pPr>
+      <m:oMath>
+        <m:r>
+          <w:rPr>
+            <w:rFonts w:ascii="Cambria Math" w:eastAsiaTheme="minorEastAsia" w:hAnsi="Cambria Math"/>
+          </w:rPr>
+          <m:t>∆</m:t>
+        </m:r>
+        <m:sSub>
+          <m:sSubPr>
+            <m:ctrlPr>
+              <w:rPr>
+                <w:rFonts w:ascii="Cambria Math" w:eastAsiaTheme="minorEastAsia" w:hAnsi="Cambria Math"/>
+                <w:i/>
+              </w:rPr>
+            </m:ctrlPr>
+          </m:sSubPr>
+          <m:e>
+            <m:r>
+              <w:rPr>
+                <w:rFonts w:ascii="Cambria Math" w:eastAsiaTheme="minorEastAsia" w:hAnsi="Cambria Math"/>
+              </w:rPr>
+              <m:t>x</m:t>
+            </m:r>
+          </m:e>
+          <m:sub>
+            <m:r>
+              <w:rPr>
+                <w:rFonts w:ascii="Cambria Math" w:eastAsiaTheme="minorEastAsia" w:hAnsi="Cambria Math"/>
+              </w:rPr>
+              <m:t>t</m:t>
+            </m:r>
+          </m:sub>
+        </m:sSub>
+      </m:oMath>
+      <w:r>
+        <w:rPr>
+          <w:rFonts w:eastAsiaTheme="minorEastAsia"/>
+        </w:rPr>
+        <w:t xml:space="preserve"> – observed displacement at token </w:t>
+      </w:r>
+      <m:oMath>
+        <m:r>
+          <w:rPr>
+            <w:rFonts w:ascii="Cambria Math" w:eastAsiaTheme="minorEastAsia" w:hAnsi="Cambria Math"/>
+          </w:rPr>
+          <m:t>t</m:t>
+        </m:r>
+      </m:oMath>
+      <w:r>
+        <w:rPr>
+          <w:rFonts w:eastAsiaTheme="minorEastAsia"/>
+        </w:rPr>
+        <w:t xml:space="preserve">, layer </w:t>
+      </w:r>
+      <m:oMath>
+        <m:r>
+          <m:rPr>
+            <m:scr m:val="script"/>
+          </m:rPr>
+          <w:rPr>
+            <w:rFonts w:ascii="Cambria Math" w:eastAsiaTheme="minorEastAsia" w:hAnsi="Cambria Math"/>
+          </w:rPr>
+          <m:t>l</m:t>
+        </m:r>
+      </m:oMath>
+    </w:p>
+    <w:p>
+      <w:pPr>
+        <w:rPr>
+          <w:rFonts w:eastAsiaTheme="minorEastAsia"/>
+        </w:rPr>
+      </w:pPr>
+      <m:oMath>
+        <m:r>
+          <w:rPr>
+            <w:rFonts w:ascii="Cambria Math" w:eastAsiaTheme="minorEastAsia" w:hAnsi="Cambria Math"/>
+          </w:rPr>
+          <m:t>∆</m:t>
+        </m:r>
+        <m:sSub>
+          <m:sSubPr>
+            <m:ctrlPr>
+              <w:rPr>
+                <w:rFonts w:ascii="Cambria Math" w:eastAsiaTheme="minorEastAsia" w:hAnsi="Cambria Math"/>
+                <w:i/>
+              </w:rPr>
+            </m:ctrlPr>
+          </m:sSubPr>
+          <m:e>
+            <m:acc>
+              <m:accPr>
+                <m:ctrlPr>
+                  <w:rPr>
+                    <w:rFonts w:ascii="Cambria Math" w:eastAsiaTheme="minorEastAsia" w:hAnsi="Cambria Math"/>
+                    <w:i/>
+                  </w:rPr>
+                </m:ctrlPr>
+              </m:accPr>
+              <m:e>
+                <m:r>
+                  <w:rPr>
+                    <w:rFonts w:ascii="Cambria Math" w:eastAsiaTheme="minorEastAsia" w:hAnsi="Cambria Math"/>
+                  </w:rPr>
+                  <m:t>x</m:t>
+                </m:r>
+              </m:e>
+            </m:acc>
+          </m:e>
+          <m:sub>
+            <m:r>
+              <w:rPr>
+                <w:rFonts w:ascii="Cambria Math" w:eastAsiaTheme="minorEastAsia" w:hAnsi="Cambria Math"/>
+              </w:rPr>
+              <m:t>t</m:t>
+            </m:r>
+          </m:sub>
+        </m:sSub>
+      </m:oMath>
+      <w:r>
+        <w:rPr>
+          <w:rFonts w:eastAsiaTheme="minorEastAsia"/>
+        </w:rPr>
+        <w:t xml:space="preserve"> – model’s predicted displacement</w:t>
+      </w:r>
+    </w:p>
+    <w:p>
+      <w:pPr>
+        <w:rPr>
+          <w:rFonts w:eastAsiaTheme="minorEastAsia"/>
+        </w:rPr>
+      </w:pPr>
+      <m:oMath>
+        <m:r>
+          <w:rPr>
+            <w:rFonts w:ascii="Cambria Math" w:eastAsiaTheme="minorEastAsia" w:hAnsi="Cambria Math"/>
+          </w:rPr>
+          <m:t>∆</m:t>
+        </m:r>
+        <m:acc>
+          <m:accPr>
+            <m:chr m:val="̅"/>
+            <m:ctrlPr>
+              <w:rPr>
+                <w:rFonts w:ascii="Cambria Math" w:eastAsiaTheme="minorEastAsia" w:hAnsi="Cambria Math"/>
+                <w:i/>
+              </w:rPr>
+            </m:ctrlPr>
+          </m:accPr>
+          <m:e>
+            <m:r>
+              <w:rPr>
+                <w:rFonts w:ascii="Cambria Math" w:eastAsiaTheme="minorEastAsia" w:hAnsi="Cambria Math"/>
+              </w:rPr>
+              <m:t>x</m:t>
+            </m:r>
+          </m:e>
+        </m:acc>
+      </m:oMath>
+      <w:r>
+        <w:rPr>
+          <w:rFonts w:eastAsiaTheme="minorEastAsia"/>
+        </w:rPr>
+        <w:t xml:space="preserve"> – mean displacement across all tokens and layers</w:t>
+      </w:r>
+    </w:p>
+    <w:p>
+      <w:pPr>
+        <w:rPr>
+          <w:rFonts w:eastAsiaTheme="minorEastAsia"/>
+        </w:rPr>
+      </w:pPr>
+    </w:p>
+    <w:p>
+      <w:pPr>
+        <w:rPr>
+          <w:rFonts w:eastAsiaTheme="minorEastAsia"/>
+          <w:b/>
+          <w:bCs/>
+        </w:rPr>
+      </w:pPr>
+      <w:r>
+        <w:rPr>
+          <w:rFonts w:eastAsiaTheme="minorEastAsia"/>
+          <w:b/>
+          <w:bCs/>
+        </w:rPr>
+        <w:t>Variance in the context of per-step hidden state displacement</w:t>
+      </w:r>
+    </w:p>
+    <w:p>
+      <w:pPr>
+        <w:rPr>
+          <w:rFonts w:eastAsiaTheme="minorEastAsia"/>
+        </w:rPr>
+      </w:pPr>
+      <w:r>
+        <w:rPr>
+          <w:rFonts w:eastAsiaTheme="minorEastAsia"/>
+        </w:rPr>
+        <w:t xml:space="preserve">The target variable is the </w:t>
+      </w:r>
+      <w:r>
+        <w:rPr>
+          <w:rFonts w:eastAsiaTheme="minorEastAsia"/>
+          <w:i/>
+          <w:iCs/>
+        </w:rPr>
+        <w:t>per-step hidden state displacement</w:t>
+      </w:r>
+    </w:p>
+    <w:p>
+      <w:pPr>
+        <w:rPr>
+          <w:rFonts w:eastAsiaTheme="minorEastAsia"/>
+        </w:rPr>
+      </w:pPr>
+    </w:p>
+    <w:p>
+      <w:pPr>
+        <w:rPr>
+          <w:rFonts w:eastAsiaTheme="minorEastAsia"/>
+        </w:rPr>
+      </w:pPr>
+      <m:oMath>
+        <m:r>
+          <w:rPr>
+            <w:rFonts w:ascii="Cambria Math" w:eastAsiaTheme="minorEastAsia" w:hAnsi="Cambria Math"/>
+          </w:rPr>
+          <m:t>∆</m:t>
+        </m:r>
+        <m:sSub>
+          <m:sSubPr>
+            <m:ctrlPr>
+              <w:rPr>
+                <w:rFonts w:ascii="Cambria Math" w:eastAsiaTheme="minorEastAsia" w:hAnsi="Cambria Math"/>
+                <w:i/>
+              </w:rPr>
+            </m:ctrlPr>
+          </m:sSubPr>
+          <m:e>
+            <m:r>
+              <w:rPr>
+                <w:rFonts w:ascii="Cambria Math" w:eastAsiaTheme="minorEastAsia" w:hAnsi="Cambria Math"/>
+              </w:rPr>
+              <m:t>x</m:t>
+            </m:r>
+          </m:e>
+          <m:sub>
+            <m:r>
+              <m:rPr>
+                <m:scr m:val="script"/>
+              </m:rPr>
+              <w:rPr>
+                <w:rFonts w:ascii="Cambria Math" w:eastAsiaTheme="minorEastAsia" w:hAnsi="Cambria Math"/>
+              </w:rPr>
+              <m:t>l</m:t>
+            </m:r>
+          </m:sub>
+        </m:sSub>
+        <m:r>
+          <w:rPr>
+            <w:rFonts w:ascii="Cambria Math" w:eastAsiaTheme="minorEastAsia" w:hAnsi="Cambria Math"/>
+          </w:rPr>
+          <m:t>=</m:t>
+        </m:r>
+        <m:sSub>
+          <m:sSubPr>
+            <m:ctrlPr>
+              <w:rPr>
+                <w:rFonts w:ascii="Cambria Math" w:eastAsiaTheme="minorEastAsia" w:hAnsi="Cambria Math"/>
+                <w:i/>
+              </w:rPr>
+            </m:ctrlPr>
+          </m:sSubPr>
+          <m:e>
+            <m:r>
+              <w:rPr>
+                <w:rFonts w:ascii="Cambria Math" w:eastAsiaTheme="minorEastAsia" w:hAnsi="Cambria Math"/>
+              </w:rPr>
+              <m:t>h</m:t>
+            </m:r>
+          </m:e>
+          <m:sub>
+            <m:r>
+              <m:rPr>
+                <m:scr m:val="script"/>
+              </m:rPr>
+              <w:rPr>
+                <w:rFonts w:ascii="Cambria Math" w:eastAsiaTheme="minorEastAsia" w:hAnsi="Cambria Math"/>
+              </w:rPr>
+              <m:t>l</m:t>
+            </m:r>
+            <m:r>
+              <w:rPr>
+                <w:rFonts w:ascii="Cambria Math" w:eastAsiaTheme="minorEastAsia" w:hAnsi="Cambria Math"/>
+              </w:rPr>
+              <m:t>+1</m:t>
+            </m:r>
+          </m:sub>
+        </m:sSub>
+        <m:r>
+          <w:rPr>
+            <w:rFonts w:ascii="Cambria Math" w:eastAsiaTheme="minorEastAsia" w:hAnsi="Cambria Math"/>
+          </w:rPr>
+          <m:t>+</m:t>
+        </m:r>
+        <m:sSub>
+          <m:sSubPr>
+            <m:ctrlPr>
+              <w:rPr>
+                <w:rFonts w:ascii="Cambria Math" w:eastAsiaTheme="minorEastAsia" w:hAnsi="Cambria Math"/>
+                <w:i/>
+              </w:rPr>
+            </m:ctrlPr>
+          </m:sSubPr>
+          <m:e>
+            <m:r>
+              <w:rPr>
+                <w:rFonts w:ascii="Cambria Math" w:eastAsiaTheme="minorEastAsia" w:hAnsi="Cambria Math"/>
+              </w:rPr>
+              <m:t>h</m:t>
+            </m:r>
+          </m:e>
+          <m:sub>
+            <m:r>
+              <m:rPr>
+                <m:scr m:val="script"/>
+              </m:rPr>
+              <w:rPr>
+                <w:rFonts w:ascii="Cambria Math" w:eastAsiaTheme="minorEastAsia" w:hAnsi="Cambria Math"/>
+              </w:rPr>
+              <m:t>l</m:t>
+            </m:r>
+          </m:sub>
+        </m:sSub>
+        <m:r>
+          <w:rPr>
+            <w:rFonts w:ascii="Cambria Math" w:eastAsiaTheme="minorEastAsia" w:hAnsi="Cambria Math"/>
+          </w:rPr>
+          <m:t>∈</m:t>
+        </m:r>
+        <m:sSup>
+          <m:sSupPr>
+            <m:ctrlPr>
+              <w:rPr>
+                <w:rFonts w:ascii="Cambria Math" w:eastAsiaTheme="minorEastAsia" w:hAnsi="Cambria Math"/>
+                <w:i/>
+              </w:rPr>
+            </m:ctrlPr>
+          </m:sSupPr>
+          <m:e>
+            <m:r>
+              <m:rPr>
+                <m:scr m:val="double-struck"/>
+              </m:rPr>
+              <w:rPr>
+                <w:rFonts w:ascii="Cambria Math" w:eastAsiaTheme="minorEastAsia" w:hAnsi="Cambria Math"/>
+              </w:rPr>
+              <m:t>R</m:t>
+            </m:r>
+          </m:e>
+          <m:sup>
+            <m:r>
+              <w:rPr>
+                <w:rFonts w:ascii="Cambria Math" w:eastAsiaTheme="minorEastAsia" w:hAnsi="Cambria Math"/>
+              </w:rPr>
+              <m:t>d</m:t>
+            </m:r>
+          </m:sup>
+        </m:sSup>
+      </m:oMath>
+      <w:r>
+        <w:rPr>
+          <w:rFonts w:eastAsiaTheme="minorEastAsia"/>
+        </w:rPr>
+        <w:t xml:space="preserve"> </w:t>
+      </w:r>
+    </w:p>
+    <w:p>
+      <w:pPr>
+        <w:rPr>
+          <w:rFonts w:eastAsiaTheme="minorEastAsia"/>
+        </w:rPr>
+      </w:pPr>
+    </w:p>
+    <w:p>
+      <w:pPr>
+        <w:rPr>
+          <w:rFonts w:eastAsiaTheme="minorEastAsia"/>
+        </w:rPr>
+      </w:pPr>
+      <w:r>
+        <w:rPr>
+          <w:rFonts w:eastAsiaTheme="minorEastAsia"/>
+        </w:rPr>
+        <w:t xml:space="preserve">where </w:t>
+      </w:r>
+      <m:oMath>
+        <m:r>
+          <w:rPr>
+            <w:rFonts w:ascii="Cambria Math" w:eastAsiaTheme="minorEastAsia" w:hAnsi="Cambria Math"/>
+          </w:rPr>
+          <m:t>d = 128</m:t>
+        </m:r>
+      </m:oMath>
+      <w:r>
+        <w:rPr>
+          <w:rFonts w:eastAsiaTheme="minorEastAsia"/>
+        </w:rPr>
+        <w:t xml:space="preserve"> for SPLM and </w:t>
+      </w:r>
+      <m:oMath>
+        <m:r>
+          <w:rPr>
+            <w:rFonts w:ascii="Cambria Math" w:eastAsiaTheme="minorEastAsia" w:hAnsi="Cambria Math"/>
+          </w:rPr>
+          <m:t>d = 768</m:t>
+        </m:r>
+      </m:oMath>
+      <w:r>
+        <w:rPr>
+          <w:rFonts w:eastAsiaTheme="minorEastAsia"/>
+        </w:rPr>
+        <w:t xml:space="preserve"> for GPT-2.</w:t>
+      </w:r>
+    </w:p>
+    <w:p/>
     <w:p/>
     <w:p/>
     <w:p/>
@@ -43,11 +954,30 @@
       <w:r>
         <w:t xml:space="preserve">[2] </w:t>
       </w:r>
+      <w:hyperlink r:id="rId5" w:history="1">
+        <w:r>
+          <w:rPr>
+            <w:rStyle w:val="Hyperlink"/>
+          </w:rPr>
+          <w:t>Cross-Entropy, Wikipedia</w:t>
+        </w:r>
+      </w:hyperlink>
     </w:p>
     <w:p>
       <w:r>
         <w:t>[3]</w:t>
       </w:r>
+      <w:r>
+        <w:t xml:space="preserve"> </w:t>
+      </w:r>
+      <w:hyperlink r:id="rId6" w:history="1">
+        <w:r>
+          <w:rPr>
+            <w:rStyle w:val="Hyperlink"/>
+          </w:rPr>
+          <w:t>Perplexity, Wikipedia</w:t>
+        </w:r>
+      </w:hyperlink>
     </w:p>
     <w:p/>
     <w:p/>
@@ -1004,6 +1934,16 @@
       <w:shd w:val="clear" w:color="auto" w:fill="E1DFDD"/>
     </w:rPr>
   </w:style>
+  <w:style w:type="character" w:styleId="PlaceholderText">
+    <w:name w:val="Placeholder Text"/>
+    <w:basedOn w:val="DefaultParagraphFont"/>
+    <w:uiPriority w:val="99"/>
+    <w:semiHidden/>
+    <w:rsid w:val="001C7CE9"/>
+    <w:rPr>
+      <w:color w:val="666666"/>
+    </w:rPr>
+  </w:style>
 </w:styles>
 </file>
 

--- a/docs/Statistics_Notes.docx
+++ b/docs/Statistics_Notes.docx
@@ -923,6 +923,36 @@
           <w:rFonts w:eastAsiaTheme="minorEastAsia"/>
         </w:rPr>
         <w:t xml:space="preserve"> for GPT-2.</w:t>
+      </w:r>
+      <w:r>
+        <w:rPr>
+          <w:rFonts w:eastAsiaTheme="minorEastAsia"/>
+        </w:rPr>
+        <w:t xml:space="preserve"> The variance is measured across all token positions, all layers, and all sentences in the held-out</w:t>
+      </w:r>
+      <w:r>
+        <w:rPr>
+          <w:rFonts w:eastAsiaTheme="minorEastAsia"/>
+        </w:rPr>
+        <w:t xml:space="preserve"> test </w:t>
+      </w:r>
+      <w:r>
+        <w:rPr>
+          <w:rFonts w:eastAsiaTheme="minorEastAsia"/>
+        </w:rPr>
+        <w:t>corpus. TSS captures the total variabilit</w:t>
+      </w:r>
+      <w:r>
+        <w:rPr>
+          <w:rFonts w:eastAsiaTheme="minorEastAsia"/>
+        </w:rPr>
+        <w:t xml:space="preserve">y in </w:t>
+      </w:r>
+      <w:r>
+        <w:rPr>
+          <w:rFonts w:eastAsiaTheme="minorEastAsia"/>
+        </w:rPr>
+        <w:t>how hidden states move across the entire corpus; RSS is what the model fails to predict.</w:t>
       </w:r>
     </w:p>
     <w:p/>
